--- a/articles/Week4_Player_Props.docx
+++ b/articles/Week4_Player_Props.docx
@@ -403,7 +403,7 @@
                 <w:sz w:val="19"/>
                 <w:szCs w:val="19"/>
               </w:rPr>
-              <w:t xml:space="preserve">42.5 grade; 96th in Success Rate defense</w:t>
+              <w:t xml:space="preserve">43.2 grade, weakest unit in this game; 96th in Success Rate defense</w:t>
             </w:r>
           </w:p>
         </w:tc>
@@ -483,7 +483,7 @@
         <w:spacing w:after="160" w:line="276"/>
       </w:pPr>
       <w:r>
-        <w:t xml:space="preserve">Ole Miss is the matchup. Their tackling grade is 42.5, the weakest unit on either roster in this game, against a back whose distinguishing 2026 number is 27 broken tackles. Their defense ranks 96th in Success Rate and 114th in Field Position, and the run defense grade of 68.6 is the only defensive number above 62.5 they carry.</w:t>
+        <w:t xml:space="preserve">Ole Miss is the matchup. Their tackling grade is 43.2, the weakest unit on either roster in this game, against a back whose distinguishing 2026 number is 27 broken tackles. Their defense ranks 96th in Success Rate and 114th in Field Position, and the coverage grade of 50.9 means Florida does not have to be one-dimensional to keep the box honest. This week's grade refresh did move their run defense up from 68.6 to 75.2, which is the case against.</w:t>
       </w:r>
     </w:p>
     <w:p>
@@ -820,7 +820,7 @@
                 <w:sz w:val="19"/>
                 <w:szCs w:val="19"/>
               </w:rPr>
-              <w:t xml:space="preserve">90th in Success Rate</w:t>
+              <w:t xml:space="preserve">90th in Success Rate, 67.8 tackling</w:t>
             </w:r>
           </w:p>
         </w:tc>
@@ -900,7 +900,7 @@
         <w:spacing w:after="160" w:line="276"/>
       </w:pPr>
       <w:r>
-        <w:t xml:space="preserve">Nebraska's offense ranks 5th in Explosiveness and 6th in Finishing Drives on a 90.7 run grade, and they have scored 105 points across two graded games. Michigan State's defense ranks 90th in Success Rate; their run defense grade of 77.1 is respectable but their 61.0 tackling grade is not.</w:t>
+        <w:t xml:space="preserve">Nebraska's offense ranks 5th in Explosiveness and 6th in Finishing Drives on a 92.3 run grade, and they are scoring 46.3 a game. Michigan State's defense ranks 90th in Success Rate; their run defense grade of 78.8 is respectable and their 67.8 tackling grade is not.</w:t>
       </w:r>
     </w:p>
     <w:p>
@@ -1237,7 +1237,7 @@
                 <w:sz w:val="19"/>
                 <w:szCs w:val="19"/>
               </w:rPr>
-              <w:t xml:space="preserve">56.4 grade; 65.9 run defense</w:t>
+              <w:t xml:space="preserve">62.4 grade against an 89.4 coverage grade</w:t>
             </w:r>
           </w:p>
         </w:tc>
@@ -1317,7 +1317,7 @@
         <w:spacing w:after="160" w:line="276"/>
       </w:pPr>
       <w:r>
-        <w:t xml:space="preserve">He is a big-play back: 31.8% breakaway share, 5 explosive runs, a long of 45, 11 avoided tackles and 140 yards after contact on a 77.1 run grade. Tennessee's tackling grade is 56.4 against a 65.9 run defense grade, the softer half of a defense that is otherwise strong through the air at 89.4 coverage and 79.0 pass rush.</w:t>
+        <w:t xml:space="preserve">He is a big-play back: 31.8% breakaway share, 5 explosive runs, a long of 45, 11 avoided tackles and 140 yards after contact on a 77.1 run grade. Tennessee's tackling grade is 62.4, the softest number a defense carries that is otherwise strong at 89.4 coverage, 81.1 pass rush and 73.1 against the run. That split is the reason to attack them on the ground rather than through the passing props in this game.</w:t>
       </w:r>
     </w:p>
     <w:p>
@@ -1462,7 +1462,7 @@
                 <w:sz w:val="19"/>
                 <w:szCs w:val="19"/>
               </w:rPr>
-              <w:t xml:space="preserve">35.3 (-40.7%)</w:t>
+              <w:t xml:space="preserve">30.9 (-48.1%)</w:t>
             </w:r>
           </w:p>
         </w:tc>
@@ -1718,7 +1718,7 @@
         <w:spacing w:after="160" w:line="276"/>
       </w:pPr>
       <w:r>
-        <w:t xml:space="preserve">Howard has 138 rushing yards in three games, 46.0 a game, against a line of 59.5. The projection is 35.3. At his 12.3 carries a game the line asks for 4.8 yards a carry; he is at 3.7.</w:t>
+        <w:t xml:space="preserve">Howard has 138 rushing yards in three games, 46.0 a game, against a line of 59.5. The projection is 30.9. At his 12.3 carries a game the line asks for 4.8 yards a carry; he is at 3.7.</w:t>
       </w:r>
     </w:p>
     <w:p>
@@ -1742,7 +1742,7 @@
         <w:spacing w:after="160" w:line="276"/>
       </w:pPr>
       <w:r>
-        <w:t xml:space="preserve">UCLA's defense ranks 52nd in Success Rate and tied 5th in Field Position on a 67.7 run defense grade. The game is close to a pick, Maryland +1.5 with a 27.5 implied total, so there is no script that forces extra carries on him either way.</w:t>
+        <w:t xml:space="preserve">UCLA's defense ranks 52nd in Success Rate and tied 5th in Field Position, and this week's grade refresh moved their run defense from 67.7 to 72.9, which pushed the projection down from 35.3 to 30.9 and the edge from -40.7% to -48.1%. The game is close to a pick, Maryland +1.5 with a 27.5 implied total, so there is no script that forces extra carries on him either way.</w:t>
       </w:r>
     </w:p>
     <w:p>
@@ -2119,7 +2119,7 @@
                 <w:sz w:val="19"/>
                 <w:szCs w:val="19"/>
               </w:rPr>
-              <w:t xml:space="preserve">2</w:t>
+              <w:t xml:space="preserve">2 (-141.5 on the Over)</w:t>
             </w:r>
           </w:p>
         </w:tc>
@@ -2151,7 +2151,7 @@
         <w:spacing w:after="160" w:line="276"/>
       </w:pPr>
       <w:r>
-        <w:t xml:space="preserve">Kansas State's implied team total is 31.0 against a 26.4 league average, the highest on this card, and they are 6.5-point road favorites with 105 points scored in two graded games. Their passing grade is only 58.5, which is the honest argument against a receiving prop here; what the offense does grade well is protection, 86.1 pass block, and that is what keeps a 7-target-a-game route runner on schedule.</w:t>
+        <w:t xml:space="preserve">Kansas State's implied team total is 31.0 against a 26.4 league average, the highest on this card, and they are 6.5-point road favorites scoring 45.3 a game. Their passing grade is 62.8, which is the honest argument against a receiving prop here; what the offense does grade well is protection, 81.8 pass block, and that is what keeps a seven-target-a-game route runner on schedule.</w:t>
       </w:r>
     </w:p>
     <w:p>
@@ -2159,7 +2159,7 @@
         <w:spacing w:after="160" w:line="276"/>
       </w:pPr>
       <w:r>
-        <w:t xml:space="preserve">Cincinnati's coverage grade is 90.0, the strongest defensive number on either side, and their defense ranks tied 28th in Havoc. That is the argument against, and it is why this is a receptions line rather than a yardage line: volume survives good coverage better than efficiency does.</w:t>
+        <w:t xml:space="preserve">Cincinnati's coverage grade is 82.8 and their defense ranks tied 28th in Havoc. That is the argument against, and it is why this is a receptions line rather than a yardage line: volume survives good coverage better than efficiency does. The price is the other consideration, -141.5 on the Over against a line his season rate already clears.</w:t>
       </w:r>
     </w:p>
     <w:sectPr>

--- a/articles/Week4_Player_Props.docx
+++ b/articles/Week4_Player_Props.docx
@@ -23,7 +23,7 @@
           <w:sz w:val="21"/>
           <w:szCs w:val="21"/>
         </w:rPr>
-        <w:t xml:space="preserve">Week 4 · September 25-27, 2026</w:t>
+        <w:t xml:space="preserve">Week 4 · Saturday September 26, 2026</w:t>
       </w:r>
     </w:p>
     <w:p>
@@ -31,7 +31,7 @@
         <w:spacing w:after="160" w:line="276"/>
       </w:pPr>
       <w:r>
-        <w:t xml:space="preserve">Every figure here is checked against the underlying data: 39 PFF grade claims and 65 Five Factors rank claims were verified against team_pff_grades_2026.csv and the built board before this was written, and each player's role, carry or target share and 2026 production against the PFF season file.</w:t>
+        <w:t xml:space="preserve">Every figure here is checked against the underlying data before it is written: grade, rank and per-game scoring claims are re-derived from team_pff_grades_2026.csv and the built board, and each player's role, carry or target share and production from the 2026 PFF season files. Kickoffs verified: all picks are Saturday in Eastern time, including the two that read Sunday in UTC.</w:t>
       </w:r>
     </w:p>
     <w:p>
@@ -47,7 +47,7 @@
         <w:spacing w:after="160" w:line="276"/>
       </w:pPr>
       <w:r>
-        <w:t xml:space="preserve">Five props, each cleared through seven screens rather than taken off raw projected edge. A model edge of at least 20%; the player’s own 2026 production agreeing with the side by at least 20%; a real role, 20+ routes for receivers and 12+ carries for backs; 4+ targets a game for any receiving Over; no opponent or pace multiplier outside 0.6 to 1.6; a spread under 28 points with a rated opponent; and at least two books posting the number. 623 priced rows came in, 29 came out.</w:t>
+        <w:t xml:space="preserve">Five props, each cleared through seven screens rather than taken off raw projected edge. A model edge of at least 20%; the player’s own 2026 production agreeing with the side by at least 20%; a real role, 20+ routes for receivers and 12+ carries for backs; 4+ targets a game for any receiving Over; no opponent or pace multiplier outside 0.6 to 1.6; a spread under 28 points with a rated opponent; and at least two books posting the number. 623 priced rows came in, 28 came out. All five production figures below were re-derived directly from the PFF season files as a final check.</w:t>
       </w:r>
     </w:p>
     <w:p>
@@ -55,7 +55,7 @@
         <w:spacing w:after="160" w:line="276"/>
       </w:pPr>
       <w:r>
-        <w:t xml:space="preserve">Quarterback rushing props are excluded, as they were in week 3, and this week’s numbers confirm why. Sacks count against rushing yards in official college statistics and not in PFF, so the model is projecting a stat the book is not pricing. Across the 48 QB rushing props on this board the mean model edge is +54.4% against +6.1% for running backs, and 83% lean Over. Subtracting sack yardage at seven yards a sack cuts the average gap between PFF production and the posted line from 13.2 yards to 3.6 while leaving the correlation at 0.83. The market is pricing this correctly and the model is not. Nine of the 29 survivors were QB rushing Overs and all nine are excluded on that basis.</w:t>
+        <w:t xml:space="preserve">Quarterback rushing props are excluded, as they were in week 3, and this week’s numbers confirm why. Sacks count against rushing yards in official college statistics and not in PFF, so the model is projecting a stat the book is not pricing. Across the 48 QB rushing props on this board the mean model edge is +54.4% against +6.1% for running backs, and 83% lean Over. Subtracting sack yardage at seven yards a sack cuts the average gap between PFF production and the posted line from 13.2 yards to 3.6 while leaving the correlation at 0.83. The market is pricing this correctly and the model is not.</w:t>
       </w:r>
     </w:p>
     <w:p>
@@ -71,7 +71,7 @@
         <w:spacing w:after="160" w:line="276"/>
       </w:pPr>
       <w:r>
-        <w:t xml:space="preserve">Ratings and the Five Factors come from the 2026 workbook (SP+, TAN, team totals, and the CFBData26 season-to-date ranks, out of 138 teams). Player lines are 2026 PFF season to date. Records, ATS and over/under are TeamRankings, 2026 to date, refreshed this week for all three pages. The PFF team grade file is two graded games deep while the records are three or four, so points for and against are labelled as two-game figures wherever they appear.</w:t>
+        <w:t xml:space="preserve">Ratings and the Five Factors come from the 2026 workbook (SP+, TAN, team totals, and the CFBData26 season-to-date ranks, out of 138 teams). Player lines are 2026 PFF season to date. Records, ATS and over/under are TeamRankings, 2026 to date. The PFF team grade file was refreshed this week and now covers the same three games as the records, so points for and against are quoted per game.</w:t>
       </w:r>
     </w:p>
     <w:p>
